--- a/project_description.docx
+++ b/project_description.docx
@@ -297,7 +297,13 @@
         <w:rPr>
           <w:b/>
         </w:rPr>
-        <w:t>10-minute group presentation</w:t>
+        <w:t>5</w:t>
+      </w:r>
+      <w:r>
+        <w:rPr>
+          <w:b/>
+        </w:rPr>
+        <w:t>-minute group presentation</w:t>
       </w:r>
       <w:r>
         <w:t xml:space="preserve"> on the final day: the question, what you found in the data, what your model does and how well it does it, which features SHAP flagged, and most importantly what you would not yet conclude, and what you would check next.</w:t>

--- a/project_description.docx
+++ b/project_description.docx
@@ -297,13 +297,7 @@
         <w:rPr>
           <w:b/>
         </w:rPr>
-        <w:t>5</w:t>
-      </w:r>
-      <w:r>
-        <w:rPr>
-          <w:b/>
-        </w:rPr>
-        <w:t>-minute group presentation</w:t>
+        <w:t>10-minute group presentation</w:t>
       </w:r>
       <w:r>
         <w:t xml:space="preserve"> on the final day: the question, what you found in the data, what your model does and how well it does it, which features SHAP flagged, and most importantly what you would not yet conclude, and what you would check next.</w:t>
